--- a/Notes.docx
+++ b/Notes.docx
@@ -1003,6 +1003,95 @@
       <w:r>
         <w:t>npm create vite@latest app-name: Toolkit provided by vite community</w:t>
       </w:r>
+    </w:p>
+    <w:p>
+      <w:pPr>
+        <w:ind w:left="0" w:firstLine="0"/>
+      </w:pPr>
+      <w:r>
+        <w:rPr>
+          <w:highlight w:val="yellow"/>
+        </w:rPr>
+        <w:t>State in components:</w:t>
+      </w:r>
+      <w:r>
+        <w:t xml:space="preserve"> These are component data which are like props but it is writable i.e., you can modify it, you must use this state whenever the data comes from the user or from the backend or if the component state changes</w:t>
+      </w:r>
+    </w:p>
+    <w:p>
+      <w:pPr>
+        <w:ind w:left="0" w:firstLine="0"/>
+      </w:pPr>
+      <w:r>
+        <w:t xml:space="preserve">In react you get a </w:t>
+      </w:r>
+      <w:proofErr w:type="gramStart"/>
+      <w:r>
+        <w:t>built in</w:t>
+      </w:r>
+      <w:proofErr w:type="gramEnd"/>
+      <w:r>
+        <w:t xml:space="preserve"> function called as hook function i.e., </w:t>
+      </w:r>
+      <w:proofErr w:type="gramStart"/>
+      <w:r>
+        <w:t>useState(</w:t>
+      </w:r>
+      <w:proofErr w:type="gramEnd"/>
+      <w:r>
+        <w:t>);</w:t>
+      </w:r>
+    </w:p>
+    <w:p>
+      <w:pPr>
+        <w:ind w:left="0" w:firstLine="0"/>
+      </w:pPr>
+      <w:r>
+        <w:t xml:space="preserve">let [name, setName] = </w:t>
+      </w:r>
+      <w:proofErr w:type="gramStart"/>
+      <w:r>
+        <w:t>useState();  or</w:t>
+      </w:r>
+      <w:proofErr w:type="gramEnd"/>
+      <w:r>
+        <w:t xml:space="preserve"> </w:t>
+      </w:r>
+      <w:proofErr w:type="gramStart"/>
+      <w:r>
+        <w:t>useState(</w:t>
+      </w:r>
+      <w:proofErr w:type="gramEnd"/>
+      <w:r>
+        <w:t>“”) // the parameter is initial value</w:t>
+      </w:r>
+      <w:r>
+        <w:br/>
+        <w:t xml:space="preserve">let [phone, setPhone] = </w:t>
+      </w:r>
+      <w:proofErr w:type="gramStart"/>
+      <w:r>
+        <w:t>useState(</w:t>
+      </w:r>
+      <w:proofErr w:type="gramEnd"/>
+      <w:r>
+        <w:t>);</w:t>
+      </w:r>
+    </w:p>
+    <w:p>
+      <w:pPr>
+        <w:ind w:left="0" w:firstLine="0"/>
+      </w:pPr>
+    </w:p>
+    <w:p>
+      <w:pPr>
+        <w:ind w:left="0" w:firstLine="0"/>
+      </w:pPr>
+    </w:p>
+    <w:p>
+      <w:pPr>
+        <w:ind w:left="0" w:firstLine="0"/>
+      </w:pPr>
     </w:p>
     <w:sectPr>
       <w:pgSz w:w="12240" w:h="15840"/>

--- a/Notes.docx
+++ b/Notes.docx
@@ -1082,16 +1082,172 @@
       <w:pPr>
         <w:ind w:left="0" w:firstLine="0"/>
       </w:pPr>
-    </w:p>
-    <w:p>
-      <w:pPr>
-        <w:ind w:left="0" w:firstLine="0"/>
-      </w:pPr>
-    </w:p>
-    <w:p>
-      <w:pPr>
-        <w:ind w:left="0" w:firstLine="0"/>
-      </w:pPr>
+      <w:r>
+        <w:rPr>
+          <w:highlight w:val="yellow"/>
+        </w:rPr>
+        <w:lastRenderedPageBreak/>
+        <w:t>OJET:</w:t>
+      </w:r>
+      <w:r>
+        <w:t xml:space="preserve"> Oracle Javascript Extension Toolkit, it is used to develop UI’s and it is built on top of Knockout.js</w:t>
+      </w:r>
+    </w:p>
+    <w:p>
+      <w:pPr>
+        <w:ind w:left="0" w:firstLine="0"/>
+      </w:pPr>
+      <w:r>
+        <w:t>OJET is mainly for oracle ecosystem for oracle products</w:t>
+      </w:r>
+    </w:p>
+    <w:p>
+      <w:pPr>
+        <w:ind w:left="0" w:firstLine="0"/>
+      </w:pPr>
+      <w:r>
+        <w:t>OJET Cookbook provides all the necessary UI components which oracle developers can use</w:t>
+      </w:r>
+    </w:p>
+    <w:p>
+      <w:pPr>
+        <w:ind w:left="0" w:firstLine="0"/>
+      </w:pPr>
+      <w:r>
+        <w:t xml:space="preserve">OJET uses one of the </w:t>
+      </w:r>
+      <w:proofErr w:type="gramStart"/>
+      <w:r>
+        <w:t>object</w:t>
+      </w:r>
+      <w:proofErr w:type="gramEnd"/>
+      <w:r>
+        <w:t xml:space="preserve"> of Knockout </w:t>
+      </w:r>
+      <w:proofErr w:type="spellStart"/>
+      <w:r>
+        <w:t>js</w:t>
+      </w:r>
+      <w:proofErr w:type="spellEnd"/>
+      <w:r>
+        <w:t xml:space="preserve"> called Observables, these are special objects which can share the data with the view and the </w:t>
+      </w:r>
+      <w:proofErr w:type="spellStart"/>
+      <w:r>
+        <w:t>viewModel</w:t>
+      </w:r>
+      <w:proofErr w:type="spellEnd"/>
+      <w:r>
+        <w:t xml:space="preserve">, it can identify the changes done in the view and the </w:t>
+      </w:r>
+      <w:proofErr w:type="spellStart"/>
+      <w:r>
+        <w:t>viewModel</w:t>
+      </w:r>
+      <w:proofErr w:type="spellEnd"/>
+      <w:r>
+        <w:t>.</w:t>
+      </w:r>
+    </w:p>
+    <w:p>
+      <w:pPr>
+        <w:ind w:left="0" w:firstLine="0"/>
+      </w:pPr>
+      <w:r>
+        <w:t>RestDataProvider: This helps to make REST calls</w:t>
+      </w:r>
+      <w:r>
+        <w:t>, here the data you get can be directly mapped to the table or grid</w:t>
+      </w:r>
+    </w:p>
+    <w:p>
+      <w:pPr>
+        <w:ind w:left="0" w:firstLine="0"/>
+      </w:pPr>
+    </w:p>
+    <w:p>
+      <w:pPr>
+        <w:ind w:left="0" w:firstLine="0"/>
+      </w:pPr>
+      <w:r>
+        <w:t xml:space="preserve">dataprovider = new </w:t>
+      </w:r>
+      <w:proofErr w:type="gramStart"/>
+      <w:r>
+        <w:t>RestDataProvider(</w:t>
+      </w:r>
+      <w:proofErr w:type="gramEnd"/>
+      <w:r>
+        <w:t>{</w:t>
+      </w:r>
+    </w:p>
+    <w:p>
+      <w:pPr>
+        <w:ind w:left="0" w:firstLine="0"/>
+      </w:pPr>
+      <w:proofErr w:type="gramStart"/>
+      <w:r>
+        <w:t>keyAttributes :</w:t>
+      </w:r>
+      <w:proofErr w:type="gramEnd"/>
+      <w:r>
+        <w:t xml:space="preserve"> “id”,</w:t>
+      </w:r>
+      <w:r>
+        <w:br/>
+        <w:t>url: “backendURL”,</w:t>
+      </w:r>
+      <w:r>
+        <w:br/>
+      </w:r>
+      <w:proofErr w:type="gramStart"/>
+      <w:r>
+        <w:t>transforms :</w:t>
+      </w:r>
+      <w:proofErr w:type="gramEnd"/>
+      <w:r>
+        <w:t xml:space="preserve"> </w:t>
+      </w:r>
+      <w:proofErr w:type="gramStart"/>
+      <w:r>
+        <w:t>{  fetchFirst</w:t>
+      </w:r>
+      <w:proofErr w:type="gramEnd"/>
+      <w:r>
+        <w:t xml:space="preserve"> : </w:t>
+      </w:r>
+      <w:proofErr w:type="gramStart"/>
+      <w:r>
+        <w:t>{ request</w:t>
+      </w:r>
+      <w:proofErr w:type="gramEnd"/>
+      <w:r>
+        <w:t xml:space="preserve">: () =&gt; {}, response: () =&gt; </w:t>
+      </w:r>
+      <w:proofErr w:type="gramStart"/>
+      <w:r>
+        <w:t>{ }</w:t>
+      </w:r>
+      <w:proofErr w:type="gramEnd"/>
+      <w:r>
+        <w:t xml:space="preserve">  </w:t>
+      </w:r>
+      <w:proofErr w:type="gramStart"/>
+      <w:r>
+        <w:t>} }</w:t>
+      </w:r>
+      <w:proofErr w:type="gramEnd"/>
+      <w:r>
+        <w:t xml:space="preserve"> </w:t>
+      </w:r>
+    </w:p>
+    <w:p>
+      <w:pPr>
+        <w:ind w:left="0" w:firstLine="0"/>
+      </w:pPr>
+      <w:r>
+        <w:t>});</w:t>
+      </w:r>
     </w:p>
     <w:sectPr>
       <w:pgSz w:w="12240" w:h="15840"/>

--- a/Notes.docx
+++ b/Notes.docx
@@ -30,11 +30,9 @@
       <w:pPr>
         <w:ind w:left="0" w:firstLine="0"/>
       </w:pPr>
-      <w:proofErr w:type="spellStart"/>
       <w:r>
         <w:t>Devops</w:t>
       </w:r>
-      <w:proofErr w:type="spellEnd"/>
     </w:p>
     <w:p>
       <w:pPr>
@@ -97,31 +95,7 @@
         </w:numPr>
       </w:pPr>
       <w:r>
-        <w:t xml:space="preserve">JAX-RS - Java EE / </w:t>
-      </w:r>
-      <w:proofErr w:type="spellStart"/>
-      <w:r>
-        <w:t>JakartaEE</w:t>
-      </w:r>
-      <w:proofErr w:type="spellEnd"/>
-      <w:r>
-        <w:t xml:space="preserve"> - Apache, Weblogic, </w:t>
-      </w:r>
-      <w:proofErr w:type="spellStart"/>
-      <w:r>
-        <w:t>Websphere</w:t>
-      </w:r>
-      <w:proofErr w:type="spellEnd"/>
-      <w:r>
-        <w:t xml:space="preserve"> - </w:t>
-      </w:r>
-      <w:proofErr w:type="gramStart"/>
-      <w:r>
-        <w:t>lightweight  -</w:t>
-      </w:r>
-      <w:proofErr w:type="gramEnd"/>
-      <w:r>
-        <w:t xml:space="preserve"> (50 - 80) -&gt; AWS - 5$</w:t>
+        <w:t>JAX-RS - Java EE / JakartaEE - Apache, Weblogic, Websphere - lightweight  - (50 - 80) -&gt; AWS - 5$</w:t>
       </w:r>
     </w:p>
     <w:p>
@@ -144,13 +118,8 @@
       <w:pPr>
         <w:ind w:left="0" w:firstLine="0"/>
       </w:pPr>
-      <w:proofErr w:type="spellStart"/>
-      <w:r>
-        <w:t>Datatstructure</w:t>
-      </w:r>
-      <w:proofErr w:type="spellEnd"/>
-      <w:r>
-        <w:t xml:space="preserve"> - JSON / XML / TEXT</w:t>
+      <w:r>
+        <w:t>Datatstructure - JSON / XML / TEXT</w:t>
       </w:r>
     </w:p>
     <w:p>
@@ -282,15 +251,7 @@
               <w:ind w:left="0" w:firstLine="0"/>
             </w:pPr>
             <w:r>
-              <w:t>@</w:t>
-            </w:r>
-            <w:proofErr w:type="gramStart"/>
-            <w:r>
-              <w:t>PostMapping(</w:t>
-            </w:r>
-            <w:proofErr w:type="gramEnd"/>
-            <w:r>
-              <w:t>consumes=MediaType.JSON)</w:t>
+              <w:t>@PostMapping(consumes=MediaType.JSON)</w:t>
             </w:r>
           </w:p>
           <w:p>
@@ -306,15 +267,7 @@
               <w:ind w:left="0" w:firstLine="0"/>
             </w:pPr>
             <w:r>
-              <w:t>@</w:t>
-            </w:r>
-            <w:proofErr w:type="gramStart"/>
-            <w:r>
-              <w:t>PathVariable :</w:t>
-            </w:r>
-            <w:proofErr w:type="gramEnd"/>
-            <w:r>
-              <w:t xml:space="preserve"> {id}</w:t>
+              <w:t>@PathVariable : {id}</w:t>
             </w:r>
           </w:p>
         </w:tc>
@@ -355,15 +308,7 @@
               <w:ind w:left="0" w:firstLine="0"/>
             </w:pPr>
             <w:r>
-              <w:t>@</w:t>
-            </w:r>
-            <w:proofErr w:type="gramStart"/>
-            <w:r>
-              <w:t>Consumes(</w:t>
-            </w:r>
-            <w:proofErr w:type="gramEnd"/>
-            <w:r>
-              <w:t>MediaType.JSON)</w:t>
+              <w:t>@Consumes(MediaType.JSON)</w:t>
             </w:r>
           </w:p>
           <w:p>
@@ -371,15 +316,7 @@
               <w:ind w:left="0" w:firstLine="0"/>
             </w:pPr>
             <w:r>
-              <w:t>@</w:t>
-            </w:r>
-            <w:proofErr w:type="gramStart"/>
-            <w:r>
-              <w:t>Produces(</w:t>
-            </w:r>
-            <w:proofErr w:type="gramEnd"/>
-            <w:r>
-              <w:t>MedaType.JSON)</w:t>
+              <w:t>@Produces(MedaType.JSON)</w:t>
             </w:r>
           </w:p>
           <w:p>
@@ -387,15 +324,7 @@
               <w:ind w:left="0" w:firstLine="0"/>
             </w:pPr>
             <w:r>
-              <w:t>@</w:t>
-            </w:r>
-            <w:proofErr w:type="gramStart"/>
-            <w:r>
-              <w:t>PathParam :</w:t>
-            </w:r>
-            <w:proofErr w:type="gramEnd"/>
-            <w:r>
-              <w:t xml:space="preserve"> {id}</w:t>
+              <w:t>@PathParam : {id}</w:t>
             </w:r>
           </w:p>
         </w:tc>
@@ -641,15 +570,7 @@
         </w:numPr>
       </w:pPr>
       <w:r>
-        <w:t xml:space="preserve">Add </w:t>
-      </w:r>
-      <w:proofErr w:type="spellStart"/>
-      <w:r>
-        <w:t>ojdbc</w:t>
-      </w:r>
-      <w:proofErr w:type="spellEnd"/>
-      <w:r>
-        <w:t xml:space="preserve"> dependency if you are using oracle</w:t>
+        <w:t>Add ojdbc dependency if you are using oracle</w:t>
       </w:r>
     </w:p>
     <w:p>
@@ -694,15 +615,7 @@
         <w:ind w:left="0" w:firstLine="0"/>
       </w:pPr>
       <w:r>
-        <w:t xml:space="preserve">ES stands for </w:t>
-      </w:r>
-      <w:proofErr w:type="spellStart"/>
-      <w:r>
-        <w:t>Ecma</w:t>
-      </w:r>
-      <w:proofErr w:type="spellEnd"/>
-      <w:r>
-        <w:t xml:space="preserve"> Script which is a specification for the Javascript, these new features has improved the syntax of the Javascript and has simplified how we write Javascript code.</w:t>
+        <w:t>ES stands for Ecma Script which is a specification for the Javascript, these new features has improved the syntax of the Javascript and has simplified how we write Javascript code.</w:t>
       </w:r>
     </w:p>
     <w:p>
@@ -800,15 +713,7 @@
         <w:t>#Activity:</w:t>
       </w:r>
       <w:r>
-        <w:t xml:space="preserve"> Understand What is a promise and invoke the json place holder /users resource using </w:t>
-      </w:r>
-      <w:proofErr w:type="gramStart"/>
-      <w:r>
-        <w:t>fetch(</w:t>
-      </w:r>
-      <w:proofErr w:type="gramEnd"/>
-      <w:r>
-        <w:t>) function provided by Javascript that returns Promise, and display those data in the browser</w:t>
+        <w:t xml:space="preserve"> Understand What is a promise and invoke the json place holder /users resource using fetch() function provided by Javascript that returns Promise, and display those data in the browser</w:t>
       </w:r>
     </w:p>
     <w:p>
@@ -840,44 +745,15 @@
         <w:t>It is an object that represents the data of the asynchronous operation, it may succeed or fail sometimes</w:t>
       </w:r>
       <w:r>
-        <w:t xml:space="preserve">, to handle promise you need to </w:t>
-      </w:r>
-      <w:proofErr w:type="gramStart"/>
-      <w:r>
-        <w:t>use .then</w:t>
-      </w:r>
-      <w:proofErr w:type="gramEnd"/>
-      <w:r>
-        <w:t xml:space="preserve">(callbackFn) for success </w:t>
-      </w:r>
-      <w:proofErr w:type="gramStart"/>
-      <w:r>
-        <w:t>and .catch</w:t>
-      </w:r>
-      <w:proofErr w:type="gramEnd"/>
-      <w:r>
-        <w:t>(callbackFn) for errors.</w:t>
-      </w:r>
-    </w:p>
-    <w:p>
-      <w:pPr>
-        <w:ind w:left="0" w:firstLine="0"/>
-      </w:pPr>
-      <w:proofErr w:type="gramStart"/>
-      <w:r>
-        <w:t>fetch(</w:t>
-      </w:r>
-      <w:proofErr w:type="gramEnd"/>
-      <w:r>
-        <w:t xml:space="preserve">URL): it is a </w:t>
-      </w:r>
-      <w:proofErr w:type="gramStart"/>
-      <w:r>
-        <w:t>built in</w:t>
-      </w:r>
-      <w:proofErr w:type="gramEnd"/>
-      <w:r>
-        <w:t xml:space="preserve"> function that returns promise</w:t>
+        <w:t>, to handle promise you need to use .then(callbackFn) for success and .catch(callbackFn) for errors.</w:t>
+      </w:r>
+    </w:p>
+    <w:p>
+      <w:pPr>
+        <w:ind w:left="0" w:firstLine="0"/>
+      </w:pPr>
+      <w:r>
+        <w:t>fetch(URL): it is a built in function that returns promise</w:t>
       </w:r>
     </w:p>
     <w:p>
@@ -912,31 +788,7 @@
         <w:ind w:left="0" w:firstLine="0"/>
       </w:pPr>
       <w:r>
-        <w:t xml:space="preserve">React.js allows you to only create </w:t>
-      </w:r>
-      <w:proofErr w:type="gramStart"/>
-      <w:r>
-        <w:t>Client side</w:t>
-      </w:r>
-      <w:proofErr w:type="gramEnd"/>
-      <w:r>
-        <w:t xml:space="preserve"> application not </w:t>
-      </w:r>
-      <w:proofErr w:type="gramStart"/>
-      <w:r>
-        <w:t>server side</w:t>
-      </w:r>
-      <w:proofErr w:type="gramEnd"/>
-      <w:r>
-        <w:t xml:space="preserve"> application, to access backend services, react uses HTTP </w:t>
-      </w:r>
-      <w:proofErr w:type="gramStart"/>
-      <w:r>
-        <w:t>API’s</w:t>
-      </w:r>
-      <w:proofErr w:type="gramEnd"/>
-      <w:r>
-        <w:t xml:space="preserve"> to call those backend services</w:t>
+        <w:t>React.js allows you to only create Client side application not server side application, to access backend services, react uses HTTP API’s to call those backend services</w:t>
       </w:r>
     </w:p>
     <w:p>
@@ -955,13 +807,8 @@
         <w:t xml:space="preserve">ex: </w:t>
       </w:r>
       <w:r>
-        <w:t xml:space="preserve">Profile pic in Instagram / </w:t>
-      </w:r>
-      <w:proofErr w:type="spellStart"/>
-      <w:r>
-        <w:t>facebook</w:t>
-      </w:r>
-      <w:proofErr w:type="spellEnd"/>
+        <w:t>Profile pic in Instagram / facebook</w:t>
+      </w:r>
       <w:r>
         <w:t xml:space="preserve"> </w:t>
       </w:r>
@@ -1023,59 +870,19 @@
         <w:ind w:left="0" w:firstLine="0"/>
       </w:pPr>
       <w:r>
-        <w:t xml:space="preserve">In react you get a </w:t>
-      </w:r>
-      <w:proofErr w:type="gramStart"/>
-      <w:r>
-        <w:t>built in</w:t>
-      </w:r>
-      <w:proofErr w:type="gramEnd"/>
-      <w:r>
-        <w:t xml:space="preserve"> function called as hook function i.e., </w:t>
-      </w:r>
-      <w:proofErr w:type="gramStart"/>
-      <w:r>
-        <w:t>useState(</w:t>
-      </w:r>
-      <w:proofErr w:type="gramEnd"/>
-      <w:r>
-        <w:t>);</w:t>
-      </w:r>
-    </w:p>
-    <w:p>
-      <w:pPr>
-        <w:ind w:left="0" w:firstLine="0"/>
-      </w:pPr>
-      <w:r>
-        <w:t xml:space="preserve">let [name, setName] = </w:t>
-      </w:r>
-      <w:proofErr w:type="gramStart"/>
-      <w:r>
-        <w:t>useState();  or</w:t>
-      </w:r>
-      <w:proofErr w:type="gramEnd"/>
-      <w:r>
-        <w:t xml:space="preserve"> </w:t>
-      </w:r>
-      <w:proofErr w:type="gramStart"/>
-      <w:r>
-        <w:t>useState(</w:t>
-      </w:r>
-      <w:proofErr w:type="gramEnd"/>
-      <w:r>
-        <w:t>“”) // the parameter is initial value</w:t>
+        <w:t>In react you get a built in function called as hook function i.e., useState();</w:t>
+      </w:r>
+    </w:p>
+    <w:p>
+      <w:pPr>
+        <w:ind w:left="0" w:firstLine="0"/>
+      </w:pPr>
+      <w:r>
+        <w:t>let [name, setName] = useState();  or useState(“”) // the parameter is initial value</w:t>
       </w:r>
       <w:r>
         <w:br/>
-        <w:t xml:space="preserve">let [phone, setPhone] = </w:t>
-      </w:r>
-      <w:proofErr w:type="gramStart"/>
-      <w:r>
-        <w:t>useState(</w:t>
-      </w:r>
-      <w:proofErr w:type="gramEnd"/>
-      <w:r>
-        <w:t>);</w:t>
+        <w:t>let [phone, setPhone] = useState();</w:t>
       </w:r>
     </w:p>
     <w:p>
@@ -1114,37 +921,11 @@
         <w:ind w:left="0" w:firstLine="0"/>
       </w:pPr>
       <w:r>
-        <w:t xml:space="preserve">OJET uses one of the </w:t>
-      </w:r>
-      <w:proofErr w:type="gramStart"/>
-      <w:r>
-        <w:t>object</w:t>
-      </w:r>
-      <w:proofErr w:type="gramEnd"/>
-      <w:r>
-        <w:t xml:space="preserve"> of Knockout </w:t>
-      </w:r>
-      <w:proofErr w:type="spellStart"/>
-      <w:r>
-        <w:t>js</w:t>
-      </w:r>
-      <w:proofErr w:type="spellEnd"/>
-      <w:r>
-        <w:t xml:space="preserve"> called Observables, these are special objects which can share the data with the view and the </w:t>
-      </w:r>
-      <w:proofErr w:type="spellStart"/>
-      <w:r>
-        <w:t>viewModel</w:t>
-      </w:r>
-      <w:proofErr w:type="spellEnd"/>
-      <w:r>
-        <w:t xml:space="preserve">, it can identify the changes done in the view and the </w:t>
-      </w:r>
-      <w:proofErr w:type="spellStart"/>
-      <w:r>
-        <w:t>viewModel</w:t>
-      </w:r>
-      <w:proofErr w:type="spellEnd"/>
+        <w:t>OJET uses one of the object of Knockout js called Observables, these are special objects which can share the data with the view and the viewModel</w:t>
+      </w:r>
+      <w:r>
+        <w:t>, it can identify the changes done in the view and the viewModel</w:t>
+      </w:r>
       <w:r>
         <w:t>.</w:t>
       </w:r>
@@ -1170,28 +951,15 @@
         <w:ind w:left="0" w:firstLine="0"/>
       </w:pPr>
       <w:r>
-        <w:t xml:space="preserve">dataprovider = new </w:t>
-      </w:r>
-      <w:proofErr w:type="gramStart"/>
-      <w:r>
-        <w:t>RestDataProvider(</w:t>
-      </w:r>
-      <w:proofErr w:type="gramEnd"/>
-      <w:r>
-        <w:t>{</w:t>
-      </w:r>
-    </w:p>
-    <w:p>
-      <w:pPr>
-        <w:ind w:left="0" w:firstLine="0"/>
-      </w:pPr>
-      <w:proofErr w:type="gramStart"/>
-      <w:r>
-        <w:t>keyAttributes :</w:t>
-      </w:r>
-      <w:proofErr w:type="gramEnd"/>
-      <w:r>
-        <w:t xml:space="preserve"> “id”,</w:t>
+        <w:t>dataprovider = new RestDataProvider({</w:t>
+      </w:r>
+    </w:p>
+    <w:p>
+      <w:pPr>
+        <w:ind w:left="0" w:firstLine="0"/>
+      </w:pPr>
+      <w:r>
+        <w:t>keyAttributes : “id”,</w:t>
       </w:r>
       <w:r>
         <w:br/>
@@ -1199,46 +967,7 @@
       </w:r>
       <w:r>
         <w:br/>
-      </w:r>
-      <w:proofErr w:type="gramStart"/>
-      <w:r>
-        <w:t>transforms :</w:t>
-      </w:r>
-      <w:proofErr w:type="gramEnd"/>
-      <w:r>
-        <w:t xml:space="preserve"> </w:t>
-      </w:r>
-      <w:proofErr w:type="gramStart"/>
-      <w:r>
-        <w:t>{  fetchFirst</w:t>
-      </w:r>
-      <w:proofErr w:type="gramEnd"/>
-      <w:r>
-        <w:t xml:space="preserve"> : </w:t>
-      </w:r>
-      <w:proofErr w:type="gramStart"/>
-      <w:r>
-        <w:t>{ request</w:t>
-      </w:r>
-      <w:proofErr w:type="gramEnd"/>
-      <w:r>
-        <w:t xml:space="preserve">: () =&gt; {}, response: () =&gt; </w:t>
-      </w:r>
-      <w:proofErr w:type="gramStart"/>
-      <w:r>
-        <w:t>{ }</w:t>
-      </w:r>
-      <w:proofErr w:type="gramEnd"/>
-      <w:r>
-        <w:t xml:space="preserve">  </w:t>
-      </w:r>
-      <w:proofErr w:type="gramStart"/>
-      <w:r>
-        <w:t>} }</w:t>
-      </w:r>
-      <w:proofErr w:type="gramEnd"/>
-      <w:r>
-        <w:t xml:space="preserve"> </w:t>
+        <w:t xml:space="preserve">transforms : {  fetchFirst : { request: () =&gt; {}, response: () =&gt; { }  } } </w:t>
       </w:r>
     </w:p>
     <w:p>
@@ -1248,6 +977,343 @@
       <w:r>
         <w:t>});</w:t>
       </w:r>
+    </w:p>
+    <w:p>
+      <w:pPr>
+        <w:ind w:left="0" w:firstLine="0"/>
+      </w:pPr>
+      <w:r>
+        <w:rPr>
+          <w:highlight w:val="yellow"/>
+        </w:rPr>
+        <w:t>DevOps</w:t>
+      </w:r>
+    </w:p>
+    <w:p>
+      <w:pPr>
+        <w:ind w:left="0" w:firstLine="0"/>
+      </w:pPr>
+      <w:r>
+        <w:t>Combination of Development and Operations work</w:t>
+      </w:r>
+      <w:r>
+        <w:t xml:space="preserve">, It is a culture that ensures Development team and Operations team communicate without any complaints </w:t>
+      </w:r>
+    </w:p>
+    <w:p>
+      <w:pPr>
+        <w:ind w:left="0" w:firstLine="0"/>
+      </w:pPr>
+      <w:r>
+        <w:t xml:space="preserve">SDLC -&gt; Waterfall -&gt; Spiral -&gt; Agile </w:t>
+      </w:r>
+    </w:p>
+    <w:p>
+      <w:pPr>
+        <w:ind w:left="0" w:firstLine="0"/>
+      </w:pPr>
+      <w:r>
+        <w:t>Waterfall -&gt; 2 years -&gt; Deploy</w:t>
+      </w:r>
+    </w:p>
+    <w:p>
+      <w:pPr>
+        <w:ind w:left="0" w:firstLine="0"/>
+      </w:pPr>
+      <w:r>
+        <w:t xml:space="preserve">Agile model -&gt; release small features -&gt; Deploy </w:t>
+      </w:r>
+    </w:p>
+    <w:p>
+      <w:pPr>
+        <w:ind w:left="0" w:firstLine="0"/>
+      </w:pPr>
+      <w:r>
+        <w:t>Problem with agile model -&gt; Development became fast but operations team lagged behind</w:t>
+      </w:r>
+    </w:p>
+    <w:p>
+      <w:pPr>
+        <w:ind w:left="0" w:firstLine="0"/>
+      </w:pPr>
+      <w:r>
+        <w:t xml:space="preserve">DevOps - 2009 -&gt; Dev + Ops -&gt; Virtual Machines -&gt; Deploy </w:t>
+      </w:r>
+    </w:p>
+    <w:p>
+      <w:pPr>
+        <w:ind w:left="0" w:firstLine="0"/>
+      </w:pPr>
+      <w:r>
+        <w:t>2013 -&gt; Docker -&gt; Packaged your application -&gt; Container</w:t>
+      </w:r>
+    </w:p>
+    <w:p>
+      <w:pPr>
+        <w:ind w:left="0" w:firstLine="0"/>
+      </w:pPr>
+      <w:r>
+        <w:rPr>
+          <w:highlight w:val="yellow"/>
+        </w:rPr>
+        <w:lastRenderedPageBreak/>
+        <w:t>Tools that are used in DevOps</w:t>
+      </w:r>
+    </w:p>
+    <w:p>
+      <w:pPr>
+        <w:pStyle w:val="ListParagraph"/>
+        <w:numPr>
+          <w:ilvl w:val="0"/>
+          <w:numId w:val="5"/>
+        </w:numPr>
+      </w:pPr>
+      <w:r>
+        <w:t xml:space="preserve">Git -&gt; Code collaboration </w:t>
+      </w:r>
+    </w:p>
+    <w:p>
+      <w:pPr>
+        <w:pStyle w:val="ListParagraph"/>
+        <w:numPr>
+          <w:ilvl w:val="0"/>
+          <w:numId w:val="5"/>
+        </w:numPr>
+      </w:pPr>
+      <w:r>
+        <w:t>Jenkins -&gt; Pipeline -&gt; build -&gt; Deploy</w:t>
+      </w:r>
+    </w:p>
+    <w:p>
+      <w:pPr>
+        <w:pStyle w:val="ListParagraph"/>
+        <w:numPr>
+          <w:ilvl w:val="0"/>
+          <w:numId w:val="5"/>
+        </w:numPr>
+      </w:pPr>
+      <w:r>
+        <w:t>Maven</w:t>
+      </w:r>
+    </w:p>
+    <w:p>
+      <w:pPr>
+        <w:pStyle w:val="ListParagraph"/>
+        <w:numPr>
+          <w:ilvl w:val="0"/>
+          <w:numId w:val="5"/>
+        </w:numPr>
+      </w:pPr>
+      <w:r>
+        <w:t>Docker</w:t>
+      </w:r>
+    </w:p>
+    <w:p>
+      <w:pPr>
+        <w:pStyle w:val="ListParagraph"/>
+        <w:numPr>
+          <w:ilvl w:val="0"/>
+          <w:numId w:val="5"/>
+        </w:numPr>
+      </w:pPr>
+      <w:r>
+        <w:t>Kubernetes</w:t>
+      </w:r>
+    </w:p>
+    <w:p>
+      <w:pPr>
+        <w:pStyle w:val="ListParagraph"/>
+        <w:numPr>
+          <w:ilvl w:val="0"/>
+          <w:numId w:val="5"/>
+        </w:numPr>
+      </w:pPr>
+      <w:r>
+        <w:t>Teraform</w:t>
+      </w:r>
+    </w:p>
+    <w:p>
+      <w:pPr>
+        <w:pStyle w:val="ListParagraph"/>
+        <w:numPr>
+          <w:ilvl w:val="0"/>
+          <w:numId w:val="5"/>
+        </w:numPr>
+      </w:pPr>
+      <w:r>
+        <w:t>Ansible</w:t>
+      </w:r>
+    </w:p>
+    <w:p>
+      <w:pPr>
+        <w:pStyle w:val="ListParagraph"/>
+        <w:numPr>
+          <w:ilvl w:val="0"/>
+          <w:numId w:val="5"/>
+        </w:numPr>
+      </w:pPr>
+      <w:r>
+        <w:t>Puppet</w:t>
+      </w:r>
+    </w:p>
+    <w:p>
+      <w:pPr>
+        <w:ind w:left="0" w:firstLine="0"/>
+      </w:pPr>
+      <w:r>
+        <w:rPr>
+          <w:highlight w:val="yellow"/>
+        </w:rPr>
+        <w:t>Thumb rule while working on Git</w:t>
+      </w:r>
+    </w:p>
+    <w:p>
+      <w:pPr>
+        <w:pStyle w:val="ListParagraph"/>
+        <w:numPr>
+          <w:ilvl w:val="0"/>
+          <w:numId w:val="6"/>
+        </w:numPr>
+      </w:pPr>
+      <w:r>
+        <w:t>Pull the master branch before commit</w:t>
+      </w:r>
+    </w:p>
+    <w:p>
+      <w:pPr>
+        <w:pStyle w:val="ListParagraph"/>
+        <w:numPr>
+          <w:ilvl w:val="0"/>
+          <w:numId w:val="6"/>
+        </w:numPr>
+      </w:pPr>
+      <w:r>
+        <w:t>Create feature branch</w:t>
+      </w:r>
+    </w:p>
+    <w:p>
+      <w:pPr>
+        <w:pStyle w:val="ListParagraph"/>
+        <w:numPr>
+          <w:ilvl w:val="0"/>
+          <w:numId w:val="6"/>
+        </w:numPr>
+      </w:pPr>
+      <w:r>
+        <w:t>Commit in the feature branch</w:t>
+      </w:r>
+    </w:p>
+    <w:p>
+      <w:pPr>
+        <w:pStyle w:val="ListParagraph"/>
+        <w:numPr>
+          <w:ilvl w:val="0"/>
+          <w:numId w:val="6"/>
+        </w:numPr>
+      </w:pPr>
+      <w:r>
+        <w:t>Push the feature branch</w:t>
+      </w:r>
+    </w:p>
+    <w:p>
+      <w:pPr>
+        <w:pStyle w:val="ListParagraph"/>
+        <w:numPr>
+          <w:ilvl w:val="0"/>
+          <w:numId w:val="6"/>
+        </w:numPr>
+      </w:pPr>
+      <w:r>
+        <w:t>In Remote review and merge the feature branch with master branch</w:t>
+      </w:r>
+    </w:p>
+    <w:p>
+      <w:pPr>
+        <w:ind w:left="0" w:firstLine="0"/>
+      </w:pPr>
+      <w:r>
+        <w:rPr>
+          <w:highlight w:val="yellow"/>
+        </w:rPr>
+        <w:t>Activity</w:t>
+      </w:r>
+    </w:p>
+    <w:p>
+      <w:pPr>
+        <w:pStyle w:val="ListParagraph"/>
+        <w:numPr>
+          <w:ilvl w:val="0"/>
+          <w:numId w:val="7"/>
+        </w:numPr>
+      </w:pPr>
+      <w:r>
+        <w:t xml:space="preserve">Create </w:t>
+      </w:r>
+      <w:r>
+        <w:t>a</w:t>
+      </w:r>
+      <w:r>
+        <w:t xml:space="preserve"> remote repository</w:t>
+      </w:r>
+    </w:p>
+    <w:p>
+      <w:pPr>
+        <w:pStyle w:val="ListParagraph"/>
+        <w:numPr>
+          <w:ilvl w:val="0"/>
+          <w:numId w:val="7"/>
+        </w:numPr>
+      </w:pPr>
+      <w:r>
+        <w:t>Clone it to 2 different folders</w:t>
+      </w:r>
+    </w:p>
+    <w:p>
+      <w:pPr>
+        <w:pStyle w:val="ListParagraph"/>
+        <w:numPr>
+          <w:ilvl w:val="0"/>
+          <w:numId w:val="7"/>
+        </w:numPr>
+      </w:pPr>
+      <w:r>
+        <w:t>In both the local repositories modify the same file using a feature branch and push the branch</w:t>
+      </w:r>
+      <w:r>
+        <w:t xml:space="preserve"> and merge in remote </w:t>
+      </w:r>
+    </w:p>
+    <w:p>
+      <w:pPr>
+        <w:pStyle w:val="ListParagraph"/>
+        <w:numPr>
+          <w:ilvl w:val="0"/>
+          <w:numId w:val="7"/>
+        </w:numPr>
+      </w:pPr>
+      <w:r>
+        <w:t xml:space="preserve">In both the local repository </w:t>
+      </w:r>
+      <w:r>
+        <w:t xml:space="preserve">when you </w:t>
+      </w:r>
+      <w:r>
+        <w:t>enter git log</w:t>
+      </w:r>
+      <w:r>
+        <w:t xml:space="preserve"> oneline</w:t>
+      </w:r>
+      <w:r>
+        <w:t>, you should</w:t>
+      </w:r>
+      <w:r>
+        <w:t xml:space="preserve"> see the same history in both the terminals</w:t>
+      </w:r>
+    </w:p>
+    <w:p>
+      <w:pPr>
+        <w:ind w:left="0" w:firstLine="0"/>
+      </w:pPr>
     </w:p>
     <w:sectPr>
       <w:pgSz w:w="12240" w:h="15840"/>
@@ -1262,6 +1328,95 @@
 <file path=word/numbering.xml><?xml version="1.0" encoding="utf-8"?>
 <w:numbering xmlns:wpc="http://schemas.microsoft.com/office/word/2010/wordprocessingCanvas" xmlns:cx="http://schemas.microsoft.com/office/drawing/2014/chartex" xmlns:cx1="http://schemas.microsoft.com/office/drawing/2015/9/8/chartex" xmlns:cx2="http://schemas.microsoft.com/office/drawing/2015/10/21/chartex" xmlns:cx3="http://schemas.microsoft.com/office/drawing/2016/5/9/chartex" xmlns:cx4="http://schemas.microsoft.com/office/drawing/2016/5/10/chartex" xmlns:cx5="http://schemas.microsoft.com/office/drawing/2016/5/11/chartex" xmlns:cx6="http://schemas.microsoft.com/office/drawing/2016/5/12/chartex" xmlns:cx7="http://schemas.microsoft.com/office/drawing/2016/5/13/chartex" xmlns:cx8="http://schemas.microsoft.com/office/drawing/2016/5/14/chartex" xmlns:mc="http://schemas.openxmlformats.org/markup-compatibility/2006" xmlns:aink="http://schemas.microsoft.com/office/drawing/2016/ink" xmlns:am3d="http://schemas.microsoft.com/office/drawing/2017/model3d" xmlns:o="urn:schemas-microsoft-com:office:office" xmlns:oel="http://schemas.microsoft.com/office/2019/extlst" xmlns:r="http://schemas.openxmlformats.org/officeDocument/2006/relationships" xmlns:m="http://schemas.openxmlformats.org/officeDocument/2006/math" xmlns:v="urn:schemas-microsoft-com:vml" xmlns:wp14="http://schemas.microsoft.com/office/word/2010/wordprocessingDrawing" xmlns:wp="http://schemas.openxmlformats.org/drawingml/2006/wordprocessingDrawing" xmlns:w10="urn:schemas-microsoft-com:office:word" xmlns:w="http://schemas.openxmlformats.org/wordprocessingml/2006/main" xmlns:w14="http://schemas.microsoft.com/office/word/2010/wordml" xmlns:w15="http://schemas.microsoft.com/office/word/2012/wordml" xmlns:w16cex="http://schemas.microsoft.com/office/word/2018/wordml/cex" xmlns:w16cid="http://schemas.microsoft.com/office/word/2016/wordml/cid" xmlns:w16="http://schemas.microsoft.com/office/word/2018/wordml" xmlns:w16du="http://schemas.microsoft.com/office/word/2023/wordml/word16du" xmlns:w16sdtdh="http://schemas.microsoft.com/office/word/2020/wordml/sdtdatahash" xmlns:w16sdtfl="http://schemas.microsoft.com/office/word/2024/wordml/sdtformatlock" xmlns:w16se="http://schemas.microsoft.com/office/word/2015/wordml/symex" xmlns:wpg="http://schemas.microsoft.com/office/word/2010/wordprocessingGroup" xmlns:wpi="http://schemas.microsoft.com/office/word/2010/wordprocessingInk" xmlns:wne="http://schemas.microsoft.com/office/word/2006/wordml" xmlns:wps="http://schemas.microsoft.com/office/word/2010/wordprocessingShape" mc:Ignorable="w14 w15 w16se w16cid w16 w16cex w16sdtdh w16sdtfl w16du wp14">
   <w:abstractNum w:abstractNumId="0" w15:restartNumberingAfterBreak="0">
+    <w:nsid w:val="0C067A93"/>
+    <w:multiLevelType w:val="hybridMultilevel"/>
+    <w:tmpl w:val="B2AACB0E"/>
+    <w:lvl w:ilvl="0" w:tplc="0409000F">
+      <w:start w:val="1"/>
+      <w:numFmt w:val="decimal"/>
+      <w:lvlText w:val="%1."/>
+      <w:lvlJc w:val="left"/>
+      <w:pPr>
+        <w:ind w:left="720" w:hanging="360"/>
+      </w:pPr>
+      <w:rPr>
+        <w:rFonts w:hint="default"/>
+      </w:rPr>
+    </w:lvl>
+    <w:lvl w:ilvl="1" w:tplc="04090019" w:tentative="1">
+      <w:start w:val="1"/>
+      <w:numFmt w:val="lowerLetter"/>
+      <w:lvlText w:val="%2."/>
+      <w:lvlJc w:val="left"/>
+      <w:pPr>
+        <w:ind w:left="1440" w:hanging="360"/>
+      </w:pPr>
+    </w:lvl>
+    <w:lvl w:ilvl="2" w:tplc="0409001B" w:tentative="1">
+      <w:start w:val="1"/>
+      <w:numFmt w:val="lowerRoman"/>
+      <w:lvlText w:val="%3."/>
+      <w:lvlJc w:val="right"/>
+      <w:pPr>
+        <w:ind w:left="2160" w:hanging="180"/>
+      </w:pPr>
+    </w:lvl>
+    <w:lvl w:ilvl="3" w:tplc="0409000F" w:tentative="1">
+      <w:start w:val="1"/>
+      <w:numFmt w:val="decimal"/>
+      <w:lvlText w:val="%4."/>
+      <w:lvlJc w:val="left"/>
+      <w:pPr>
+        <w:ind w:left="2880" w:hanging="360"/>
+      </w:pPr>
+    </w:lvl>
+    <w:lvl w:ilvl="4" w:tplc="04090019" w:tentative="1">
+      <w:start w:val="1"/>
+      <w:numFmt w:val="lowerLetter"/>
+      <w:lvlText w:val="%5."/>
+      <w:lvlJc w:val="left"/>
+      <w:pPr>
+        <w:ind w:left="3600" w:hanging="360"/>
+      </w:pPr>
+    </w:lvl>
+    <w:lvl w:ilvl="5" w:tplc="0409001B" w:tentative="1">
+      <w:start w:val="1"/>
+      <w:numFmt w:val="lowerRoman"/>
+      <w:lvlText w:val="%6."/>
+      <w:lvlJc w:val="right"/>
+      <w:pPr>
+        <w:ind w:left="4320" w:hanging="180"/>
+      </w:pPr>
+    </w:lvl>
+    <w:lvl w:ilvl="6" w:tplc="0409000F" w:tentative="1">
+      <w:start w:val="1"/>
+      <w:numFmt w:val="decimal"/>
+      <w:lvlText w:val="%7."/>
+      <w:lvlJc w:val="left"/>
+      <w:pPr>
+        <w:ind w:left="5040" w:hanging="360"/>
+      </w:pPr>
+    </w:lvl>
+    <w:lvl w:ilvl="7" w:tplc="04090019" w:tentative="1">
+      <w:start w:val="1"/>
+      <w:numFmt w:val="lowerLetter"/>
+      <w:lvlText w:val="%8."/>
+      <w:lvlJc w:val="left"/>
+      <w:pPr>
+        <w:ind w:left="5760" w:hanging="360"/>
+      </w:pPr>
+    </w:lvl>
+    <w:lvl w:ilvl="8" w:tplc="0409001B" w:tentative="1">
+      <w:start w:val="1"/>
+      <w:numFmt w:val="lowerRoman"/>
+      <w:lvlText w:val="%9."/>
+      <w:lvlJc w:val="right"/>
+      <w:pPr>
+        <w:ind w:left="6480" w:hanging="180"/>
+      </w:pPr>
+    </w:lvl>
+  </w:abstractNum>
+  <w:abstractNum w:abstractNumId="1" w15:restartNumberingAfterBreak="0">
     <w:nsid w:val="0E0E515A"/>
     <w:multiLevelType w:val="hybridMultilevel"/>
     <w:tmpl w:val="E98C4D54"/>
@@ -1373,7 +1528,7 @@
       </w:rPr>
     </w:lvl>
   </w:abstractNum>
-  <w:abstractNum w:abstractNumId="1" w15:restartNumberingAfterBreak="0">
+  <w:abstractNum w:abstractNumId="2" w15:restartNumberingAfterBreak="0">
     <w:nsid w:val="35787BC0"/>
     <w:multiLevelType w:val="hybridMultilevel"/>
     <w:tmpl w:val="4134FDCA"/>
@@ -1462,7 +1617,96 @@
       </w:pPr>
     </w:lvl>
   </w:abstractNum>
-  <w:abstractNum w:abstractNumId="2" w15:restartNumberingAfterBreak="0">
+  <w:abstractNum w:abstractNumId="3" w15:restartNumberingAfterBreak="0">
+    <w:nsid w:val="52D57178"/>
+    <w:multiLevelType w:val="hybridMultilevel"/>
+    <w:tmpl w:val="14F6985E"/>
+    <w:lvl w:ilvl="0" w:tplc="0409000F">
+      <w:start w:val="1"/>
+      <w:numFmt w:val="decimal"/>
+      <w:lvlText w:val="%1."/>
+      <w:lvlJc w:val="left"/>
+      <w:pPr>
+        <w:ind w:left="720" w:hanging="360"/>
+      </w:pPr>
+      <w:rPr>
+        <w:rFonts w:hint="default"/>
+      </w:rPr>
+    </w:lvl>
+    <w:lvl w:ilvl="1" w:tplc="04090019" w:tentative="1">
+      <w:start w:val="1"/>
+      <w:numFmt w:val="lowerLetter"/>
+      <w:lvlText w:val="%2."/>
+      <w:lvlJc w:val="left"/>
+      <w:pPr>
+        <w:ind w:left="1440" w:hanging="360"/>
+      </w:pPr>
+    </w:lvl>
+    <w:lvl w:ilvl="2" w:tplc="0409001B" w:tentative="1">
+      <w:start w:val="1"/>
+      <w:numFmt w:val="lowerRoman"/>
+      <w:lvlText w:val="%3."/>
+      <w:lvlJc w:val="right"/>
+      <w:pPr>
+        <w:ind w:left="2160" w:hanging="180"/>
+      </w:pPr>
+    </w:lvl>
+    <w:lvl w:ilvl="3" w:tplc="0409000F" w:tentative="1">
+      <w:start w:val="1"/>
+      <w:numFmt w:val="decimal"/>
+      <w:lvlText w:val="%4."/>
+      <w:lvlJc w:val="left"/>
+      <w:pPr>
+        <w:ind w:left="2880" w:hanging="360"/>
+      </w:pPr>
+    </w:lvl>
+    <w:lvl w:ilvl="4" w:tplc="04090019" w:tentative="1">
+      <w:start w:val="1"/>
+      <w:numFmt w:val="lowerLetter"/>
+      <w:lvlText w:val="%5."/>
+      <w:lvlJc w:val="left"/>
+      <w:pPr>
+        <w:ind w:left="3600" w:hanging="360"/>
+      </w:pPr>
+    </w:lvl>
+    <w:lvl w:ilvl="5" w:tplc="0409001B" w:tentative="1">
+      <w:start w:val="1"/>
+      <w:numFmt w:val="lowerRoman"/>
+      <w:lvlText w:val="%6."/>
+      <w:lvlJc w:val="right"/>
+      <w:pPr>
+        <w:ind w:left="4320" w:hanging="180"/>
+      </w:pPr>
+    </w:lvl>
+    <w:lvl w:ilvl="6" w:tplc="0409000F" w:tentative="1">
+      <w:start w:val="1"/>
+      <w:numFmt w:val="decimal"/>
+      <w:lvlText w:val="%7."/>
+      <w:lvlJc w:val="left"/>
+      <w:pPr>
+        <w:ind w:left="5040" w:hanging="360"/>
+      </w:pPr>
+    </w:lvl>
+    <w:lvl w:ilvl="7" w:tplc="04090019" w:tentative="1">
+      <w:start w:val="1"/>
+      <w:numFmt w:val="lowerLetter"/>
+      <w:lvlText w:val="%8."/>
+      <w:lvlJc w:val="left"/>
+      <w:pPr>
+        <w:ind w:left="5760" w:hanging="360"/>
+      </w:pPr>
+    </w:lvl>
+    <w:lvl w:ilvl="8" w:tplc="0409001B" w:tentative="1">
+      <w:start w:val="1"/>
+      <w:numFmt w:val="lowerRoman"/>
+      <w:lvlText w:val="%9."/>
+      <w:lvlJc w:val="right"/>
+      <w:pPr>
+        <w:ind w:left="6480" w:hanging="180"/>
+      </w:pPr>
+    </w:lvl>
+  </w:abstractNum>
+  <w:abstractNum w:abstractNumId="4" w15:restartNumberingAfterBreak="0">
     <w:nsid w:val="58493978"/>
     <w:multiLevelType w:val="hybridMultilevel"/>
     <w:tmpl w:val="8392FDEC"/>
@@ -1551,7 +1795,7 @@
       </w:pPr>
     </w:lvl>
   </w:abstractNum>
-  <w:abstractNum w:abstractNumId="3" w15:restartNumberingAfterBreak="0">
+  <w:abstractNum w:abstractNumId="5" w15:restartNumberingAfterBreak="0">
     <w:nsid w:val="6B7532E3"/>
     <w:multiLevelType w:val="hybridMultilevel"/>
     <w:tmpl w:val="BB507894"/>
@@ -1640,17 +1884,115 @@
       </w:pPr>
     </w:lvl>
   </w:abstractNum>
+  <w:abstractNum w:abstractNumId="6" w15:restartNumberingAfterBreak="0">
+    <w:nsid w:val="7F232883"/>
+    <w:multiLevelType w:val="hybridMultilevel"/>
+    <w:tmpl w:val="CD68C442"/>
+    <w:lvl w:ilvl="0" w:tplc="0409000F">
+      <w:start w:val="1"/>
+      <w:numFmt w:val="decimal"/>
+      <w:lvlText w:val="%1."/>
+      <w:lvlJc w:val="left"/>
+      <w:pPr>
+        <w:ind w:left="720" w:hanging="360"/>
+      </w:pPr>
+      <w:rPr>
+        <w:rFonts w:hint="default"/>
+      </w:rPr>
+    </w:lvl>
+    <w:lvl w:ilvl="1" w:tplc="04090019" w:tentative="1">
+      <w:start w:val="1"/>
+      <w:numFmt w:val="lowerLetter"/>
+      <w:lvlText w:val="%2."/>
+      <w:lvlJc w:val="left"/>
+      <w:pPr>
+        <w:ind w:left="1440" w:hanging="360"/>
+      </w:pPr>
+    </w:lvl>
+    <w:lvl w:ilvl="2" w:tplc="0409001B" w:tentative="1">
+      <w:start w:val="1"/>
+      <w:numFmt w:val="lowerRoman"/>
+      <w:lvlText w:val="%3."/>
+      <w:lvlJc w:val="right"/>
+      <w:pPr>
+        <w:ind w:left="2160" w:hanging="180"/>
+      </w:pPr>
+    </w:lvl>
+    <w:lvl w:ilvl="3" w:tplc="0409000F" w:tentative="1">
+      <w:start w:val="1"/>
+      <w:numFmt w:val="decimal"/>
+      <w:lvlText w:val="%4."/>
+      <w:lvlJc w:val="left"/>
+      <w:pPr>
+        <w:ind w:left="2880" w:hanging="360"/>
+      </w:pPr>
+    </w:lvl>
+    <w:lvl w:ilvl="4" w:tplc="04090019" w:tentative="1">
+      <w:start w:val="1"/>
+      <w:numFmt w:val="lowerLetter"/>
+      <w:lvlText w:val="%5."/>
+      <w:lvlJc w:val="left"/>
+      <w:pPr>
+        <w:ind w:left="3600" w:hanging="360"/>
+      </w:pPr>
+    </w:lvl>
+    <w:lvl w:ilvl="5" w:tplc="0409001B" w:tentative="1">
+      <w:start w:val="1"/>
+      <w:numFmt w:val="lowerRoman"/>
+      <w:lvlText w:val="%6."/>
+      <w:lvlJc w:val="right"/>
+      <w:pPr>
+        <w:ind w:left="4320" w:hanging="180"/>
+      </w:pPr>
+    </w:lvl>
+    <w:lvl w:ilvl="6" w:tplc="0409000F" w:tentative="1">
+      <w:start w:val="1"/>
+      <w:numFmt w:val="decimal"/>
+      <w:lvlText w:val="%7."/>
+      <w:lvlJc w:val="left"/>
+      <w:pPr>
+        <w:ind w:left="5040" w:hanging="360"/>
+      </w:pPr>
+    </w:lvl>
+    <w:lvl w:ilvl="7" w:tplc="04090019" w:tentative="1">
+      <w:start w:val="1"/>
+      <w:numFmt w:val="lowerLetter"/>
+      <w:lvlText w:val="%8."/>
+      <w:lvlJc w:val="left"/>
+      <w:pPr>
+        <w:ind w:left="5760" w:hanging="360"/>
+      </w:pPr>
+    </w:lvl>
+    <w:lvl w:ilvl="8" w:tplc="0409001B" w:tentative="1">
+      <w:start w:val="1"/>
+      <w:numFmt w:val="lowerRoman"/>
+      <w:lvlText w:val="%9."/>
+      <w:lvlJc w:val="right"/>
+      <w:pPr>
+        <w:ind w:left="6480" w:hanging="180"/>
+      </w:pPr>
+    </w:lvl>
+  </w:abstractNum>
   <w:num w:numId="1" w16cid:durableId="1330522700">
-    <w:abstractNumId w:val="0"/>
+    <w:abstractNumId w:val="1"/>
   </w:num>
   <w:num w:numId="2" w16cid:durableId="1190875086">
+    <w:abstractNumId w:val="5"/>
+  </w:num>
+  <w:num w:numId="3" w16cid:durableId="690688916">
+    <w:abstractNumId w:val="4"/>
+  </w:num>
+  <w:num w:numId="4" w16cid:durableId="1680965083">
+    <w:abstractNumId w:val="2"/>
+  </w:num>
+  <w:num w:numId="5" w16cid:durableId="2128695111">
     <w:abstractNumId w:val="3"/>
   </w:num>
-  <w:num w:numId="3" w16cid:durableId="690688916">
-    <w:abstractNumId w:val="2"/>
+  <w:num w:numId="6" w16cid:durableId="1714693935">
+    <w:abstractNumId w:val="6"/>
   </w:num>
-  <w:num w:numId="4" w16cid:durableId="1680965083">
-    <w:abstractNumId w:val="1"/>
+  <w:num w:numId="7" w16cid:durableId="1678653882">
+    <w:abstractNumId w:val="0"/>
   </w:num>
 </w:numbering>
 </file>
